--- a/files/JS_TaskThree.docx
+++ b/files/JS_TaskThree.docx
@@ -353,6 +353,7 @@
     <w:p>
       <w:pPr>
         <w:pStyle w:val="Normal"/>
+        <w:spacing w:before="0" w:after="160"/>
         <w:rPr>
           <w:sz w:val="28"/>
           <w:szCs w:val="28"/>
@@ -363,24 +364,7 @@
         <w:rPr>
           <w:sz w:val="28"/>
           <w:szCs w:val="28"/>
-          <w:lang w:bidi="ar-JO"/>
-        </w:rPr>
-      </w:r>
-      <w:bookmarkStart w:id="0" w:name="_GoBack"/>
-      <w:bookmarkStart w:id="1" w:name="_GoBack"/>
-      <w:bookmarkEnd w:id="1"/>
-    </w:p>
-    <w:p>
-      <w:pPr>
-        <w:pStyle w:val="Normal"/>
-        <w:spacing w:before="0" w:after="160"/>
-        <w:rPr>
-          <w:sz w:val="28"/>
-          <w:szCs w:val="28"/>
-        </w:rPr>
-      </w:pPr>
-      <w:r>
-        <w:rPr/>
+        </w:rPr>
       </w:r>
     </w:p>
     <w:sectPr>
@@ -656,7 +640,7 @@
   <w:docDefaults>
     <w:rPrDefault>
       <w:rPr>
-        <w:rFonts w:ascii="Calibri" w:hAnsi="Calibri" w:eastAsia="Calibri" w:cs="Arial" w:asciiTheme="minorHAnsi" w:cstheme="minorBidi" w:eastAsiaTheme="minorHAnsi" w:hAnsiTheme="minorHAnsi"/>
+        <w:rFonts w:ascii="Calibri" w:hAnsi="Calibri" w:eastAsia="Calibri" w:cs="" w:asciiTheme="minorHAnsi" w:cstheme="minorBidi" w:eastAsiaTheme="minorHAnsi" w:hAnsiTheme="minorHAnsi"/>
         <w:sz w:val="22"/>
         <w:szCs w:val="22"/>
         <w:lang w:val="en-US" w:eastAsia="en-US" w:bidi="ar-SA"/>
@@ -1050,12 +1034,13 @@
     <w:qFormat/>
     <w:pPr>
       <w:widowControl/>
+      <w:suppressAutoHyphens w:val="true"/>
       <w:bidi w:val="0"/>
       <w:spacing w:lineRule="auto" w:line="259" w:before="0" w:after="160"/>
       <w:jc w:val="start"/>
     </w:pPr>
     <w:rPr>
-      <w:rFonts w:ascii="Calibri" w:hAnsi="Calibri" w:eastAsia="Calibri" w:cs="Arial" w:asciiTheme="minorHAnsi" w:cstheme="minorBidi" w:eastAsiaTheme="minorHAnsi" w:hAnsiTheme="minorHAnsi"/>
+      <w:rFonts w:ascii="Calibri" w:hAnsi="Calibri" w:eastAsia="Calibri" w:cs="" w:asciiTheme="minorHAnsi" w:cstheme="minorBidi" w:eastAsiaTheme="minorHAnsi" w:hAnsiTheme="minorHAnsi"/>
       <w:color w:val="auto"/>
       <w:kern w:val="0"/>
       <w:sz w:val="22"/>
